--- a/procurement/procurmentMemos/Grant Procurement Memo - QOP2.docx
+++ b/procurement/procurmentMemos/Grant Procurement Memo - QOP2.docx
@@ -1,6 +1,6 @@
 
 <file path=word/document.xml><?xml version="1.0" encoding="utf-8"?>
-<w:document xmlns:wpc="http://schemas.microsoft.com/office/word/2010/wordprocessingCanvas" xmlns:cx="http://schemas.microsoft.com/office/drawing/2014/chartex" xmlns:cx1="http://schemas.microsoft.com/office/drawing/2015/9/8/chartex" xmlns:cx2="http://schemas.microsoft.com/office/drawing/2015/10/21/chartex" xmlns:cx3="http://schemas.microsoft.com/office/drawing/2016/5/9/chartex" xmlns:cx4="http://schemas.microsoft.com/office/drawing/2016/5/10/chartex" xmlns:cx5="http://schemas.microsoft.com/office/drawing/2016/5/11/chartex" xmlns:cx6="http://schemas.microsoft.com/office/drawing/2016/5/12/chartex" xmlns:cx7="http://schemas.microsoft.com/office/drawing/2016/5/13/chartex" xmlns:cx8="http://schemas.microsoft.com/office/drawing/2016/5/14/chartex" xmlns:mc="http://schemas.openxmlformats.org/markup-compatibility/2006" xmlns:aink="http://schemas.microsoft.com/office/drawing/2016/ink" xmlns:am3d="http://schemas.microsoft.com/office/drawing/2017/model3d" xmlns:o="urn:schemas-microsoft-com:office:office" xmlns:oel="http://schemas.microsoft.com/office/2019/extlst" xmlns:r="http://schemas.openxmlformats.org/officeDocument/2006/relationships" xmlns:m="http://schemas.openxmlformats.org/officeDocument/2006/math" xmlns:v="urn:schemas-microsoft-com:vml" xmlns:wp14="http://schemas.microsoft.com/office/word/2010/wordprocessingDrawing" xmlns:wp="http://schemas.openxmlformats.org/drawingml/2006/wordprocessingDrawing" xmlns:w10="urn:schemas-microsoft-com:office:word" xmlns:w="http://schemas.openxmlformats.org/wordprocessingml/2006/main" xmlns:w14="http://schemas.microsoft.com/office/word/2010/wordml" xmlns:w15="http://schemas.microsoft.com/office/word/2012/wordml" xmlns:w16cex="http://schemas.microsoft.com/office/word/2018/wordml/cex" xmlns:w16cid="http://schemas.microsoft.com/office/word/2016/wordml/cid" xmlns:w16="http://schemas.microsoft.com/office/word/2018/wordml" xmlns:w16du="http://schemas.microsoft.com/office/word/2023/wordml/word16du" xmlns:w16sdtdh="http://schemas.microsoft.com/office/word/2020/wordml/sdtdatahash" xmlns:w16sdtfl="http://schemas.microsoft.com/office/word/2024/wordml/sdtformatlock" xmlns:w16se="http://schemas.microsoft.com/office/word/2015/wordml/symex" xmlns:wpg="http://schemas.microsoft.com/office/word/2010/wordprocessingGroup" xmlns:wpi="http://schemas.microsoft.com/office/word/2010/wordprocessingInk" xmlns:wne="http://schemas.microsoft.com/office/word/2006/wordml" xmlns:wps="http://schemas.microsoft.com/office/word/2010/wordprocessingShape" mc:Ignorable="w14 w15 w16se w16cid w16 w16cex w16sdtdh w16sdtfl w16du wp14">
+<w:document xmlns:wpc="http://schemas.microsoft.com/office/word/2010/wordprocessingCanvas" xmlns:cx="http://schemas.microsoft.com/office/drawing/2014/chartex" xmlns:cx1="http://schemas.microsoft.com/office/drawing/2015/9/8/chartex" xmlns:cx2="http://schemas.microsoft.com/office/drawing/2015/10/21/chartex" xmlns:cx3="http://schemas.microsoft.com/office/drawing/2016/5/9/chartex" xmlns:cx4="http://schemas.microsoft.com/office/drawing/2016/5/10/chartex" xmlns:cx5="http://schemas.microsoft.com/office/drawing/2016/5/11/chartex" xmlns:cx6="http://schemas.microsoft.com/office/drawing/2016/5/12/chartex" xmlns:cx7="http://schemas.microsoft.com/office/drawing/2016/5/13/chartex" xmlns:cx8="http://schemas.microsoft.com/office/drawing/2016/5/14/chartex" xmlns:mc="http://schemas.openxmlformats.org/markup-compatibility/2006" xmlns:m="http://schemas.openxmlformats.org/officeDocument/2006/math" xmlns:aink="http://schemas.microsoft.com/office/drawing/2016/ink" xmlns:am3d="http://schemas.microsoft.com/office/drawing/2017/model3d" xmlns:oel="http://schemas.microsoft.com/office/2019/extlst" xmlns:r="http://schemas.openxmlformats.org/officeDocument/2006/relationships" xmlns:wp14="http://schemas.microsoft.com/office/word/2010/wordprocessingDrawing" xmlns:wp="http://schemas.openxmlformats.org/drawingml/2006/wordprocessingDrawing" xmlns:wpg="http://schemas.microsoft.com/office/word/2010/wordprocessingGroup" xmlns:wpi="http://schemas.microsoft.com/office/word/2010/wordprocessingInk" xmlns:wps="http://schemas.microsoft.com/office/word/2010/wordprocessingShape" xmlns:o="urn:schemas-microsoft-com:office:office" xmlns:v="urn:schemas-microsoft-com:vml" xmlns:w10="urn:schemas-microsoft-com:office:word" xmlns:w="http://schemas.openxmlformats.org/wordprocessingml/2006/main" xmlns:w14="http://schemas.microsoft.com/office/word/2010/wordml" xmlns:w15="http://schemas.microsoft.com/office/word/2012/wordml" xmlns:w16cei="http://schemas.microsoft.com/office/word/2026/wordml/cei" xmlns:w16cex="http://schemas.microsoft.com/office/word/2018/wordml/cex" xmlns:w16cid="http://schemas.microsoft.com/office/word/2016/wordml/cid" xmlns:w16="http://schemas.microsoft.com/office/word/2018/wordml" xmlns:w16sdtdh="http://schemas.microsoft.com/office/word/2020/wordml/sdtdatahash" xmlns:w16sdtfl="http://schemas.microsoft.com/office/word/2024/wordml/sdtformatlock" xmlns:w16se="http://schemas.microsoft.com/office/word/2015/wordml/symex" xmlns:w16du="http://schemas.microsoft.com/office/word/2023/wordml/word16du" xmlns:wne="http://schemas.microsoft.com/office/word/2006/wordml" mc:Ignorable="w14 w15 w16se w16cid w16 w16cex w16sdtdh w16sdtfl w16du wp14">
   <w:body>
     <w:p>
       <w:pPr>
@@ -978,7 +978,17 @@
           <w:szCs w:val="21"/>
           <w:shd w:val="clear" w:color="auto" w:fill="FAF9F8"/>
         </w:rPr>
-        <w:t>supplier purchasing agreement CISCON-10000026</w:t>
+        <w:t>supplier purchasing agreement CISCON-1000002</w:t>
+      </w:r>
+      <w:r>
+        <w:rPr>
+          <w:rFonts w:ascii="Segoe UI" w:hAnsi="Segoe UI" w:cs="Segoe UI"/>
+          <w:color w:val="323130"/>
+          <w:sz w:val="21"/>
+          <w:szCs w:val="21"/>
+          <w:shd w:val="clear" w:color="auto" w:fill="FAF9F8"/>
+        </w:rPr>
+        <w:t>8</w:t>
       </w:r>
     </w:p>
     <w:p>
@@ -1089,6 +1099,7 @@
         </w:rPr>
         <w:t xml:space="preserve">: </w:t>
       </w:r>
+      <w:proofErr w:type="spellStart"/>
       <w:r>
         <w:rPr>
           <w:rFonts w:ascii="Arial Narrow" w:eastAsia="Times New Roman" w:hAnsi="Arial Narrow" w:cs="Arial"/>
@@ -1099,6 +1110,7 @@
         </w:rPr>
         <w:t>ThorLabs</w:t>
       </w:r>
+      <w:proofErr w:type="spellEnd"/>
     </w:p>
     <w:p>
       <w:pPr>
@@ -1118,6 +1130,7 @@
           <w:szCs w:val="23"/>
         </w:rPr>
       </w:pPr>
+      <w:proofErr w:type="spellStart"/>
       <w:r>
         <w:rPr>
           <w:rFonts w:ascii="Arial Narrow" w:eastAsia="Times New Roman" w:hAnsi="Arial Narrow" w:cs="Arial"/>
@@ -1128,6 +1141,7 @@
         </w:rPr>
         <w:t>ThorLabs</w:t>
       </w:r>
+      <w:proofErr w:type="spellEnd"/>
       <w:r>
         <w:rPr>
           <w:rFonts w:ascii="Arial Narrow" w:eastAsia="Times New Roman" w:hAnsi="Arial Narrow" w:cs="Arial"/>
@@ -1710,7 +1724,7 @@
 </file>
 
 <file path=word/endnotes.xml><?xml version="1.0" encoding="utf-8"?>
-<w:endnotes xmlns:wpc="http://schemas.microsoft.com/office/word/2010/wordprocessingCanvas" xmlns:cx="http://schemas.microsoft.com/office/drawing/2014/chartex" xmlns:cx1="http://schemas.microsoft.com/office/drawing/2015/9/8/chartex" xmlns:cx2="http://schemas.microsoft.com/office/drawing/2015/10/21/chartex" xmlns:cx3="http://schemas.microsoft.com/office/drawing/2016/5/9/chartex" xmlns:cx4="http://schemas.microsoft.com/office/drawing/2016/5/10/chartex" xmlns:cx5="http://schemas.microsoft.com/office/drawing/2016/5/11/chartex" xmlns:cx6="http://schemas.microsoft.com/office/drawing/2016/5/12/chartex" xmlns:cx7="http://schemas.microsoft.com/office/drawing/2016/5/13/chartex" xmlns:cx8="http://schemas.microsoft.com/office/drawing/2016/5/14/chartex" xmlns:mc="http://schemas.openxmlformats.org/markup-compatibility/2006" xmlns:aink="http://schemas.microsoft.com/office/drawing/2016/ink" xmlns:am3d="http://schemas.microsoft.com/office/drawing/2017/model3d" xmlns:o="urn:schemas-microsoft-com:office:office" xmlns:oel="http://schemas.microsoft.com/office/2019/extlst" xmlns:r="http://schemas.openxmlformats.org/officeDocument/2006/relationships" xmlns:m="http://schemas.openxmlformats.org/officeDocument/2006/math" xmlns:v="urn:schemas-microsoft-com:vml" xmlns:wp14="http://schemas.microsoft.com/office/word/2010/wordprocessingDrawing" xmlns:wp="http://schemas.openxmlformats.org/drawingml/2006/wordprocessingDrawing" xmlns:w10="urn:schemas-microsoft-com:office:word" xmlns:w="http://schemas.openxmlformats.org/wordprocessingml/2006/main" xmlns:w14="http://schemas.microsoft.com/office/word/2010/wordml" xmlns:w15="http://schemas.microsoft.com/office/word/2012/wordml" xmlns:w16cex="http://schemas.microsoft.com/office/word/2018/wordml/cex" xmlns:w16cid="http://schemas.microsoft.com/office/word/2016/wordml/cid" xmlns:w16="http://schemas.microsoft.com/office/word/2018/wordml" xmlns:w16du="http://schemas.microsoft.com/office/word/2023/wordml/word16du" xmlns:w16sdtdh="http://schemas.microsoft.com/office/word/2020/wordml/sdtdatahash" xmlns:w16sdtfl="http://schemas.microsoft.com/office/word/2024/wordml/sdtformatlock" xmlns:w16se="http://schemas.microsoft.com/office/word/2015/wordml/symex" xmlns:wpg="http://schemas.microsoft.com/office/word/2010/wordprocessingGroup" xmlns:wpi="http://schemas.microsoft.com/office/word/2010/wordprocessingInk" xmlns:wne="http://schemas.microsoft.com/office/word/2006/wordml" xmlns:wps="http://schemas.microsoft.com/office/word/2010/wordprocessingShape" mc:Ignorable="w14 w15 w16se w16cid w16 w16cex w16sdtdh w16sdtfl w16du wp14">
+<w:endnotes xmlns:wpc="http://schemas.microsoft.com/office/word/2010/wordprocessingCanvas" xmlns:cx="http://schemas.microsoft.com/office/drawing/2014/chartex" xmlns:cx1="http://schemas.microsoft.com/office/drawing/2015/9/8/chartex" xmlns:cx2="http://schemas.microsoft.com/office/drawing/2015/10/21/chartex" xmlns:cx3="http://schemas.microsoft.com/office/drawing/2016/5/9/chartex" xmlns:cx4="http://schemas.microsoft.com/office/drawing/2016/5/10/chartex" xmlns:cx5="http://schemas.microsoft.com/office/drawing/2016/5/11/chartex" xmlns:cx6="http://schemas.microsoft.com/office/drawing/2016/5/12/chartex" xmlns:cx7="http://schemas.microsoft.com/office/drawing/2016/5/13/chartex" xmlns:cx8="http://schemas.microsoft.com/office/drawing/2016/5/14/chartex" xmlns:mc="http://schemas.openxmlformats.org/markup-compatibility/2006" xmlns:m="http://schemas.openxmlformats.org/officeDocument/2006/math" xmlns:aink="http://schemas.microsoft.com/office/drawing/2016/ink" xmlns:am3d="http://schemas.microsoft.com/office/drawing/2017/model3d" xmlns:oel="http://schemas.microsoft.com/office/2019/extlst" xmlns:r="http://schemas.openxmlformats.org/officeDocument/2006/relationships" xmlns:wp14="http://schemas.microsoft.com/office/word/2010/wordprocessingDrawing" xmlns:wp="http://schemas.openxmlformats.org/drawingml/2006/wordprocessingDrawing" xmlns:wpg="http://schemas.microsoft.com/office/word/2010/wordprocessingGroup" xmlns:wpi="http://schemas.microsoft.com/office/word/2010/wordprocessingInk" xmlns:wps="http://schemas.microsoft.com/office/word/2010/wordprocessingShape" xmlns:o="urn:schemas-microsoft-com:office:office" xmlns:v="urn:schemas-microsoft-com:vml" xmlns:w10="urn:schemas-microsoft-com:office:word" xmlns:w="http://schemas.openxmlformats.org/wordprocessingml/2006/main" xmlns:w14="http://schemas.microsoft.com/office/word/2010/wordml" xmlns:w15="http://schemas.microsoft.com/office/word/2012/wordml" xmlns:w16cei="http://schemas.microsoft.com/office/word/2026/wordml/cei" xmlns:w16cex="http://schemas.microsoft.com/office/word/2018/wordml/cex" xmlns:w16cid="http://schemas.microsoft.com/office/word/2016/wordml/cid" xmlns:w16="http://schemas.microsoft.com/office/word/2018/wordml" xmlns:w16sdtdh="http://schemas.microsoft.com/office/word/2020/wordml/sdtdatahash" xmlns:w16sdtfl="http://schemas.microsoft.com/office/word/2024/wordml/sdtformatlock" xmlns:w16se="http://schemas.microsoft.com/office/word/2015/wordml/symex" xmlns:w16du="http://schemas.microsoft.com/office/word/2023/wordml/word16du" xmlns:wne="http://schemas.microsoft.com/office/word/2006/wordml" mc:Ignorable="w14 w15 w16se w16cid w16 w16cex w16sdtdh w16sdtfl w16du wp14">
   <w:endnote w:type="separator" w:id="-1">
     <w:p>
       <w:pPr>
@@ -1735,7 +1749,7 @@
 </file>
 
 <file path=word/footer1.xml><?xml version="1.0" encoding="utf-8"?>
-<w:ftr xmlns:wpc="http://schemas.microsoft.com/office/word/2010/wordprocessingCanvas" xmlns:cx="http://schemas.microsoft.com/office/drawing/2014/chartex" xmlns:cx1="http://schemas.microsoft.com/office/drawing/2015/9/8/chartex" xmlns:cx2="http://schemas.microsoft.com/office/drawing/2015/10/21/chartex" xmlns:cx3="http://schemas.microsoft.com/office/drawing/2016/5/9/chartex" xmlns:cx4="http://schemas.microsoft.com/office/drawing/2016/5/10/chartex" xmlns:cx5="http://schemas.microsoft.com/office/drawing/2016/5/11/chartex" xmlns:cx6="http://schemas.microsoft.com/office/drawing/2016/5/12/chartex" xmlns:cx7="http://schemas.microsoft.com/office/drawing/2016/5/13/chartex" xmlns:cx8="http://schemas.microsoft.com/office/drawing/2016/5/14/chartex" xmlns:mc="http://schemas.openxmlformats.org/markup-compatibility/2006" xmlns:aink="http://schemas.microsoft.com/office/drawing/2016/ink" xmlns:am3d="http://schemas.microsoft.com/office/drawing/2017/model3d" xmlns:o="urn:schemas-microsoft-com:office:office" xmlns:oel="http://schemas.microsoft.com/office/2019/extlst" xmlns:r="http://schemas.openxmlformats.org/officeDocument/2006/relationships" xmlns:m="http://schemas.openxmlformats.org/officeDocument/2006/math" xmlns:v="urn:schemas-microsoft-com:vml" xmlns:wp14="http://schemas.microsoft.com/office/word/2010/wordprocessingDrawing" xmlns:wp="http://schemas.openxmlformats.org/drawingml/2006/wordprocessingDrawing" xmlns:w10="urn:schemas-microsoft-com:office:word" xmlns:w="http://schemas.openxmlformats.org/wordprocessingml/2006/main" xmlns:w14="http://schemas.microsoft.com/office/word/2010/wordml" xmlns:w15="http://schemas.microsoft.com/office/word/2012/wordml" xmlns:w16cex="http://schemas.microsoft.com/office/word/2018/wordml/cex" xmlns:w16cid="http://schemas.microsoft.com/office/word/2016/wordml/cid" xmlns:w16="http://schemas.microsoft.com/office/word/2018/wordml" xmlns:w16du="http://schemas.microsoft.com/office/word/2023/wordml/word16du" xmlns:w16sdtdh="http://schemas.microsoft.com/office/word/2020/wordml/sdtdatahash" xmlns:w16sdtfl="http://schemas.microsoft.com/office/word/2024/wordml/sdtformatlock" xmlns:w16se="http://schemas.microsoft.com/office/word/2015/wordml/symex" xmlns:wpg="http://schemas.microsoft.com/office/word/2010/wordprocessingGroup" xmlns:wpi="http://schemas.microsoft.com/office/word/2010/wordprocessingInk" xmlns:wne="http://schemas.microsoft.com/office/word/2006/wordml" xmlns:wps="http://schemas.microsoft.com/office/word/2010/wordprocessingShape" mc:Ignorable="w14 w15 w16se w16cid w16 w16cex w16sdtdh w16sdtfl w16du wp14">
+<w:ftr xmlns:wpc="http://schemas.microsoft.com/office/word/2010/wordprocessingCanvas" xmlns:cx="http://schemas.microsoft.com/office/drawing/2014/chartex" xmlns:cx1="http://schemas.microsoft.com/office/drawing/2015/9/8/chartex" xmlns:cx2="http://schemas.microsoft.com/office/drawing/2015/10/21/chartex" xmlns:cx3="http://schemas.microsoft.com/office/drawing/2016/5/9/chartex" xmlns:cx4="http://schemas.microsoft.com/office/drawing/2016/5/10/chartex" xmlns:cx5="http://schemas.microsoft.com/office/drawing/2016/5/11/chartex" xmlns:cx6="http://schemas.microsoft.com/office/drawing/2016/5/12/chartex" xmlns:cx7="http://schemas.microsoft.com/office/drawing/2016/5/13/chartex" xmlns:cx8="http://schemas.microsoft.com/office/drawing/2016/5/14/chartex" xmlns:mc="http://schemas.openxmlformats.org/markup-compatibility/2006" xmlns:m="http://schemas.openxmlformats.org/officeDocument/2006/math" xmlns:aink="http://schemas.microsoft.com/office/drawing/2016/ink" xmlns:am3d="http://schemas.microsoft.com/office/drawing/2017/model3d" xmlns:oel="http://schemas.microsoft.com/office/2019/extlst" xmlns:r="http://schemas.openxmlformats.org/officeDocument/2006/relationships" xmlns:wp14="http://schemas.microsoft.com/office/word/2010/wordprocessingDrawing" xmlns:wp="http://schemas.openxmlformats.org/drawingml/2006/wordprocessingDrawing" xmlns:wpg="http://schemas.microsoft.com/office/word/2010/wordprocessingGroup" xmlns:wpi="http://schemas.microsoft.com/office/word/2010/wordprocessingInk" xmlns:wps="http://schemas.microsoft.com/office/word/2010/wordprocessingShape" xmlns:o="urn:schemas-microsoft-com:office:office" xmlns:v="urn:schemas-microsoft-com:vml" xmlns:w10="urn:schemas-microsoft-com:office:word" xmlns:w="http://schemas.openxmlformats.org/wordprocessingml/2006/main" xmlns:w14="http://schemas.microsoft.com/office/word/2010/wordml" xmlns:w15="http://schemas.microsoft.com/office/word/2012/wordml" xmlns:w16cei="http://schemas.microsoft.com/office/word/2026/wordml/cei" xmlns:w16cex="http://schemas.microsoft.com/office/word/2018/wordml/cex" xmlns:w16cid="http://schemas.microsoft.com/office/word/2016/wordml/cid" xmlns:w16="http://schemas.microsoft.com/office/word/2018/wordml" xmlns:w16sdtdh="http://schemas.microsoft.com/office/word/2020/wordml/sdtdatahash" xmlns:w16sdtfl="http://schemas.microsoft.com/office/word/2024/wordml/sdtformatlock" xmlns:w16se="http://schemas.microsoft.com/office/word/2015/wordml/symex" xmlns:w16du="http://schemas.microsoft.com/office/word/2023/wordml/word16du" xmlns:wne="http://schemas.microsoft.com/office/word/2006/wordml" mc:Ignorable="w14 w15 w16se w16cid w16 w16cex w16sdtdh w16sdtfl w16du wp14">
   <w:sdt>
     <w:sdtPr>
       <w:id w:val="-2097087383"/>
@@ -1788,7 +1802,7 @@
 </file>
 
 <file path=word/footnotes.xml><?xml version="1.0" encoding="utf-8"?>
-<w:footnotes xmlns:wpc="http://schemas.microsoft.com/office/word/2010/wordprocessingCanvas" xmlns:cx="http://schemas.microsoft.com/office/drawing/2014/chartex" xmlns:cx1="http://schemas.microsoft.com/office/drawing/2015/9/8/chartex" xmlns:cx2="http://schemas.microsoft.com/office/drawing/2015/10/21/chartex" xmlns:cx3="http://schemas.microsoft.com/office/drawing/2016/5/9/chartex" xmlns:cx4="http://schemas.microsoft.com/office/drawing/2016/5/10/chartex" xmlns:cx5="http://schemas.microsoft.com/office/drawing/2016/5/11/chartex" xmlns:cx6="http://schemas.microsoft.com/office/drawing/2016/5/12/chartex" xmlns:cx7="http://schemas.microsoft.com/office/drawing/2016/5/13/chartex" xmlns:cx8="http://schemas.microsoft.com/office/drawing/2016/5/14/chartex" xmlns:mc="http://schemas.openxmlformats.org/markup-compatibility/2006" xmlns:aink="http://schemas.microsoft.com/office/drawing/2016/ink" xmlns:am3d="http://schemas.microsoft.com/office/drawing/2017/model3d" xmlns:o="urn:schemas-microsoft-com:office:office" xmlns:oel="http://schemas.microsoft.com/office/2019/extlst" xmlns:r="http://schemas.openxmlformats.org/officeDocument/2006/relationships" xmlns:m="http://schemas.openxmlformats.org/officeDocument/2006/math" xmlns:v="urn:schemas-microsoft-com:vml" xmlns:wp14="http://schemas.microsoft.com/office/word/2010/wordprocessingDrawing" xmlns:wp="http://schemas.openxmlformats.org/drawingml/2006/wordprocessingDrawing" xmlns:w10="urn:schemas-microsoft-com:office:word" xmlns:w="http://schemas.openxmlformats.org/wordprocessingml/2006/main" xmlns:w14="http://schemas.microsoft.com/office/word/2010/wordml" xmlns:w15="http://schemas.microsoft.com/office/word/2012/wordml" xmlns:w16cex="http://schemas.microsoft.com/office/word/2018/wordml/cex" xmlns:w16cid="http://schemas.microsoft.com/office/word/2016/wordml/cid" xmlns:w16="http://schemas.microsoft.com/office/word/2018/wordml" xmlns:w16du="http://schemas.microsoft.com/office/word/2023/wordml/word16du" xmlns:w16sdtdh="http://schemas.microsoft.com/office/word/2020/wordml/sdtdatahash" xmlns:w16sdtfl="http://schemas.microsoft.com/office/word/2024/wordml/sdtformatlock" xmlns:w16se="http://schemas.microsoft.com/office/word/2015/wordml/symex" xmlns:wpg="http://schemas.microsoft.com/office/word/2010/wordprocessingGroup" xmlns:wpi="http://schemas.microsoft.com/office/word/2010/wordprocessingInk" xmlns:wne="http://schemas.microsoft.com/office/word/2006/wordml" xmlns:wps="http://schemas.microsoft.com/office/word/2010/wordprocessingShape" mc:Ignorable="w14 w15 w16se w16cid w16 w16cex w16sdtdh w16sdtfl w16du wp14">
+<w:footnotes xmlns:wpc="http://schemas.microsoft.com/office/word/2010/wordprocessingCanvas" xmlns:cx="http://schemas.microsoft.com/office/drawing/2014/chartex" xmlns:cx1="http://schemas.microsoft.com/office/drawing/2015/9/8/chartex" xmlns:cx2="http://schemas.microsoft.com/office/drawing/2015/10/21/chartex" xmlns:cx3="http://schemas.microsoft.com/office/drawing/2016/5/9/chartex" xmlns:cx4="http://schemas.microsoft.com/office/drawing/2016/5/10/chartex" xmlns:cx5="http://schemas.microsoft.com/office/drawing/2016/5/11/chartex" xmlns:cx6="http://schemas.microsoft.com/office/drawing/2016/5/12/chartex" xmlns:cx7="http://schemas.microsoft.com/office/drawing/2016/5/13/chartex" xmlns:cx8="http://schemas.microsoft.com/office/drawing/2016/5/14/chartex" xmlns:mc="http://schemas.openxmlformats.org/markup-compatibility/2006" xmlns:m="http://schemas.openxmlformats.org/officeDocument/2006/math" xmlns:aink="http://schemas.microsoft.com/office/drawing/2016/ink" xmlns:am3d="http://schemas.microsoft.com/office/drawing/2017/model3d" xmlns:oel="http://schemas.microsoft.com/office/2019/extlst" xmlns:r="http://schemas.openxmlformats.org/officeDocument/2006/relationships" xmlns:wp14="http://schemas.microsoft.com/office/word/2010/wordprocessingDrawing" xmlns:wp="http://schemas.openxmlformats.org/drawingml/2006/wordprocessingDrawing" xmlns:wpg="http://schemas.microsoft.com/office/word/2010/wordprocessingGroup" xmlns:wpi="http://schemas.microsoft.com/office/word/2010/wordprocessingInk" xmlns:wps="http://schemas.microsoft.com/office/word/2010/wordprocessingShape" xmlns:o="urn:schemas-microsoft-com:office:office" xmlns:v="urn:schemas-microsoft-com:vml" xmlns:w10="urn:schemas-microsoft-com:office:word" xmlns:w="http://schemas.openxmlformats.org/wordprocessingml/2006/main" xmlns:w14="http://schemas.microsoft.com/office/word/2010/wordml" xmlns:w15="http://schemas.microsoft.com/office/word/2012/wordml" xmlns:w16cei="http://schemas.microsoft.com/office/word/2026/wordml/cei" xmlns:w16cex="http://schemas.microsoft.com/office/word/2018/wordml/cex" xmlns:w16cid="http://schemas.microsoft.com/office/word/2016/wordml/cid" xmlns:w16="http://schemas.microsoft.com/office/word/2018/wordml" xmlns:w16sdtdh="http://schemas.microsoft.com/office/word/2020/wordml/sdtdatahash" xmlns:w16sdtfl="http://schemas.microsoft.com/office/word/2024/wordml/sdtformatlock" xmlns:w16se="http://schemas.microsoft.com/office/word/2015/wordml/symex" xmlns:w16du="http://schemas.microsoft.com/office/word/2023/wordml/word16du" xmlns:wne="http://schemas.microsoft.com/office/word/2006/wordml" mc:Ignorable="w14 w15 w16se w16cid w16 w16cex w16sdtdh w16sdtfl w16du wp14">
   <w:footnote w:type="separator" w:id="-1">
     <w:p>
       <w:pPr>
@@ -1813,7 +1827,7 @@
 </file>
 
 <file path=word/header1.xml><?xml version="1.0" encoding="utf-8"?>
-<w:hdr xmlns:wpc="http://schemas.microsoft.com/office/word/2010/wordprocessingCanvas" xmlns:cx="http://schemas.microsoft.com/office/drawing/2014/chartex" xmlns:cx1="http://schemas.microsoft.com/office/drawing/2015/9/8/chartex" xmlns:cx2="http://schemas.microsoft.com/office/drawing/2015/10/21/chartex" xmlns:cx3="http://schemas.microsoft.com/office/drawing/2016/5/9/chartex" xmlns:cx4="http://schemas.microsoft.com/office/drawing/2016/5/10/chartex" xmlns:cx5="http://schemas.microsoft.com/office/drawing/2016/5/11/chartex" xmlns:cx6="http://schemas.microsoft.com/office/drawing/2016/5/12/chartex" xmlns:cx7="http://schemas.microsoft.com/office/drawing/2016/5/13/chartex" xmlns:cx8="http://schemas.microsoft.com/office/drawing/2016/5/14/chartex" xmlns:mc="http://schemas.openxmlformats.org/markup-compatibility/2006" xmlns:aink="http://schemas.microsoft.com/office/drawing/2016/ink" xmlns:am3d="http://schemas.microsoft.com/office/drawing/2017/model3d" xmlns:o="urn:schemas-microsoft-com:office:office" xmlns:oel="http://schemas.microsoft.com/office/2019/extlst" xmlns:r="http://schemas.openxmlformats.org/officeDocument/2006/relationships" xmlns:m="http://schemas.openxmlformats.org/officeDocument/2006/math" xmlns:v="urn:schemas-microsoft-com:vml" xmlns:wp14="http://schemas.microsoft.com/office/word/2010/wordprocessingDrawing" xmlns:wp="http://schemas.openxmlformats.org/drawingml/2006/wordprocessingDrawing" xmlns:w10="urn:schemas-microsoft-com:office:word" xmlns:w="http://schemas.openxmlformats.org/wordprocessingml/2006/main" xmlns:w14="http://schemas.microsoft.com/office/word/2010/wordml" xmlns:w15="http://schemas.microsoft.com/office/word/2012/wordml" xmlns:w16cex="http://schemas.microsoft.com/office/word/2018/wordml/cex" xmlns:w16cid="http://schemas.microsoft.com/office/word/2016/wordml/cid" xmlns:w16="http://schemas.microsoft.com/office/word/2018/wordml" xmlns:w16du="http://schemas.microsoft.com/office/word/2023/wordml/word16du" xmlns:w16sdtdh="http://schemas.microsoft.com/office/word/2020/wordml/sdtdatahash" xmlns:w16sdtfl="http://schemas.microsoft.com/office/word/2024/wordml/sdtformatlock" xmlns:w16se="http://schemas.microsoft.com/office/word/2015/wordml/symex" xmlns:wpg="http://schemas.microsoft.com/office/word/2010/wordprocessingGroup" xmlns:wpi="http://schemas.microsoft.com/office/word/2010/wordprocessingInk" xmlns:wne="http://schemas.microsoft.com/office/word/2006/wordml" xmlns:wps="http://schemas.microsoft.com/office/word/2010/wordprocessingShape" mc:Ignorable="w14 w15 w16se w16cid w16 w16cex w16sdtdh w16sdtfl w16du wp14">
+<w:hdr xmlns:wpc="http://schemas.microsoft.com/office/word/2010/wordprocessingCanvas" xmlns:cx="http://schemas.microsoft.com/office/drawing/2014/chartex" xmlns:cx1="http://schemas.microsoft.com/office/drawing/2015/9/8/chartex" xmlns:cx2="http://schemas.microsoft.com/office/drawing/2015/10/21/chartex" xmlns:cx3="http://schemas.microsoft.com/office/drawing/2016/5/9/chartex" xmlns:cx4="http://schemas.microsoft.com/office/drawing/2016/5/10/chartex" xmlns:cx5="http://schemas.microsoft.com/office/drawing/2016/5/11/chartex" xmlns:cx6="http://schemas.microsoft.com/office/drawing/2016/5/12/chartex" xmlns:cx7="http://schemas.microsoft.com/office/drawing/2016/5/13/chartex" xmlns:cx8="http://schemas.microsoft.com/office/drawing/2016/5/14/chartex" xmlns:mc="http://schemas.openxmlformats.org/markup-compatibility/2006" xmlns:m="http://schemas.openxmlformats.org/officeDocument/2006/math" xmlns:aink="http://schemas.microsoft.com/office/drawing/2016/ink" xmlns:am3d="http://schemas.microsoft.com/office/drawing/2017/model3d" xmlns:oel="http://schemas.microsoft.com/office/2019/extlst" xmlns:r="http://schemas.openxmlformats.org/officeDocument/2006/relationships" xmlns:wp14="http://schemas.microsoft.com/office/word/2010/wordprocessingDrawing" xmlns:wp="http://schemas.openxmlformats.org/drawingml/2006/wordprocessingDrawing" xmlns:wpg="http://schemas.microsoft.com/office/word/2010/wordprocessingGroup" xmlns:wpi="http://schemas.microsoft.com/office/word/2010/wordprocessingInk" xmlns:wps="http://schemas.microsoft.com/office/word/2010/wordprocessingShape" xmlns:o="urn:schemas-microsoft-com:office:office" xmlns:v="urn:schemas-microsoft-com:vml" xmlns:w10="urn:schemas-microsoft-com:office:word" xmlns:w="http://schemas.openxmlformats.org/wordprocessingml/2006/main" xmlns:w14="http://schemas.microsoft.com/office/word/2010/wordml" xmlns:w15="http://schemas.microsoft.com/office/word/2012/wordml" xmlns:w16cei="http://schemas.microsoft.com/office/word/2026/wordml/cei" xmlns:w16cex="http://schemas.microsoft.com/office/word/2018/wordml/cex" xmlns:w16cid="http://schemas.microsoft.com/office/word/2016/wordml/cid" xmlns:w16="http://schemas.microsoft.com/office/word/2018/wordml" xmlns:w16sdtdh="http://schemas.microsoft.com/office/word/2020/wordml/sdtdatahash" xmlns:w16sdtfl="http://schemas.microsoft.com/office/word/2024/wordml/sdtformatlock" xmlns:w16se="http://schemas.microsoft.com/office/word/2015/wordml/symex" xmlns:w16du="http://schemas.microsoft.com/office/word/2023/wordml/word16du" xmlns:wne="http://schemas.microsoft.com/office/word/2006/wordml" mc:Ignorable="w14 w15 w16se w16cid w16 w16cex w16sdtdh w16sdtfl w16du wp14">
   <w:p>
     <w:pPr>
       <w:pStyle w:val="Header"/>
@@ -1966,7 +1980,7 @@
 </file>
 
 <file path=word/numbering.xml><?xml version="1.0" encoding="utf-8"?>
-<w:numbering xmlns:wpc="http://schemas.microsoft.com/office/word/2010/wordprocessingCanvas" xmlns:cx="http://schemas.microsoft.com/office/drawing/2014/chartex" xmlns:cx1="http://schemas.microsoft.com/office/drawing/2015/9/8/chartex" xmlns:cx2="http://schemas.microsoft.com/office/drawing/2015/10/21/chartex" xmlns:cx3="http://schemas.microsoft.com/office/drawing/2016/5/9/chartex" xmlns:cx4="http://schemas.microsoft.com/office/drawing/2016/5/10/chartex" xmlns:cx5="http://schemas.microsoft.com/office/drawing/2016/5/11/chartex" xmlns:cx6="http://schemas.microsoft.com/office/drawing/2016/5/12/chartex" xmlns:cx7="http://schemas.microsoft.com/office/drawing/2016/5/13/chartex" xmlns:cx8="http://schemas.microsoft.com/office/drawing/2016/5/14/chartex" xmlns:mc="http://schemas.openxmlformats.org/markup-compatibility/2006" xmlns:aink="http://schemas.microsoft.com/office/drawing/2016/ink" xmlns:am3d="http://schemas.microsoft.com/office/drawing/2017/model3d" xmlns:o="urn:schemas-microsoft-com:office:office" xmlns:oel="http://schemas.microsoft.com/office/2019/extlst" xmlns:r="http://schemas.openxmlformats.org/officeDocument/2006/relationships" xmlns:m="http://schemas.openxmlformats.org/officeDocument/2006/math" xmlns:v="urn:schemas-microsoft-com:vml" xmlns:wp14="http://schemas.microsoft.com/office/word/2010/wordprocessingDrawing" xmlns:wp="http://schemas.openxmlformats.org/drawingml/2006/wordprocessingDrawing" xmlns:w10="urn:schemas-microsoft-com:office:word" xmlns:w="http://schemas.openxmlformats.org/wordprocessingml/2006/main" xmlns:w14="http://schemas.microsoft.com/office/word/2010/wordml" xmlns:w15="http://schemas.microsoft.com/office/word/2012/wordml" xmlns:w16cex="http://schemas.microsoft.com/office/word/2018/wordml/cex" xmlns:w16cid="http://schemas.microsoft.com/office/word/2016/wordml/cid" xmlns:w16="http://schemas.microsoft.com/office/word/2018/wordml" xmlns:w16du="http://schemas.microsoft.com/office/word/2023/wordml/word16du" xmlns:w16sdtdh="http://schemas.microsoft.com/office/word/2020/wordml/sdtdatahash" xmlns:w16sdtfl="http://schemas.microsoft.com/office/word/2024/wordml/sdtformatlock" xmlns:w16se="http://schemas.microsoft.com/office/word/2015/wordml/symex" xmlns:wpg="http://schemas.microsoft.com/office/word/2010/wordprocessingGroup" xmlns:wpi="http://schemas.microsoft.com/office/word/2010/wordprocessingInk" xmlns:wne="http://schemas.microsoft.com/office/word/2006/wordml" xmlns:wps="http://schemas.microsoft.com/office/word/2010/wordprocessingShape" mc:Ignorable="w14 w15 w16se w16cid w16 w16cex w16sdtdh w16sdtfl w16du wp14">
+<w:numbering xmlns:wpc="http://schemas.microsoft.com/office/word/2010/wordprocessingCanvas" xmlns:cx="http://schemas.microsoft.com/office/drawing/2014/chartex" xmlns:cx1="http://schemas.microsoft.com/office/drawing/2015/9/8/chartex" xmlns:cx2="http://schemas.microsoft.com/office/drawing/2015/10/21/chartex" xmlns:cx3="http://schemas.microsoft.com/office/drawing/2016/5/9/chartex" xmlns:cx4="http://schemas.microsoft.com/office/drawing/2016/5/10/chartex" xmlns:cx5="http://schemas.microsoft.com/office/drawing/2016/5/11/chartex" xmlns:cx6="http://schemas.microsoft.com/office/drawing/2016/5/12/chartex" xmlns:cx7="http://schemas.microsoft.com/office/drawing/2016/5/13/chartex" xmlns:cx8="http://schemas.microsoft.com/office/drawing/2016/5/14/chartex" xmlns:mc="http://schemas.openxmlformats.org/markup-compatibility/2006" xmlns:m="http://schemas.openxmlformats.org/officeDocument/2006/math" xmlns:aink="http://schemas.microsoft.com/office/drawing/2016/ink" xmlns:am3d="http://schemas.microsoft.com/office/drawing/2017/model3d" xmlns:oel="http://schemas.microsoft.com/office/2019/extlst" xmlns:r="http://schemas.openxmlformats.org/officeDocument/2006/relationships" xmlns:wp14="http://schemas.microsoft.com/office/word/2010/wordprocessingDrawing" xmlns:wp="http://schemas.openxmlformats.org/drawingml/2006/wordprocessingDrawing" xmlns:wpg="http://schemas.microsoft.com/office/word/2010/wordprocessingGroup" xmlns:wpi="http://schemas.microsoft.com/office/word/2010/wordprocessingInk" xmlns:wps="http://schemas.microsoft.com/office/word/2010/wordprocessingShape" xmlns:o="urn:schemas-microsoft-com:office:office" xmlns:v="urn:schemas-microsoft-com:vml" xmlns:w10="urn:schemas-microsoft-com:office:word" xmlns:w="http://schemas.openxmlformats.org/wordprocessingml/2006/main" xmlns:w14="http://schemas.microsoft.com/office/word/2010/wordml" xmlns:w15="http://schemas.microsoft.com/office/word/2012/wordml" xmlns:w16cei="http://schemas.microsoft.com/office/word/2026/wordml/cei" xmlns:w16cex="http://schemas.microsoft.com/office/word/2018/wordml/cex" xmlns:w16cid="http://schemas.microsoft.com/office/word/2016/wordml/cid" xmlns:w16="http://schemas.microsoft.com/office/word/2018/wordml" xmlns:w16sdtdh="http://schemas.microsoft.com/office/word/2020/wordml/sdtdatahash" xmlns:w16sdtfl="http://schemas.microsoft.com/office/word/2024/wordml/sdtformatlock" xmlns:w16se="http://schemas.microsoft.com/office/word/2015/wordml/symex" xmlns:w16du="http://schemas.microsoft.com/office/word/2023/wordml/word16du" xmlns:wne="http://schemas.microsoft.com/office/word/2006/wordml" mc:Ignorable="w14 w15 w16se w16cid w16 w16cex w16sdtdh w16sdtfl w16du wp14">
   <w:abstractNum w:abstractNumId="0" w15:restartNumberingAfterBreak="0">
     <w:nsid w:val="FFFFFF7C"/>
     <w:multiLevelType w:val="singleLevel"/>
@@ -2428,7 +2442,7 @@
 </file>
 
 <file path=word/styles.xml><?xml version="1.0" encoding="utf-8"?>
-<w:styles xmlns:mc="http://schemas.openxmlformats.org/markup-compatibility/2006" xmlns:r="http://schemas.openxmlformats.org/officeDocument/2006/relationships" xmlns:w="http://schemas.openxmlformats.org/wordprocessingml/2006/main" xmlns:w14="http://schemas.microsoft.com/office/word/2010/wordml" xmlns:w15="http://schemas.microsoft.com/office/word/2012/wordml" xmlns:w16cex="http://schemas.microsoft.com/office/word/2018/wordml/cex" xmlns:w16cid="http://schemas.microsoft.com/office/word/2016/wordml/cid" xmlns:w16="http://schemas.microsoft.com/office/word/2018/wordml" xmlns:w16du="http://schemas.microsoft.com/office/word/2023/wordml/word16du" xmlns:w16sdtdh="http://schemas.microsoft.com/office/word/2020/wordml/sdtdatahash" xmlns:w16sdtfl="http://schemas.microsoft.com/office/word/2024/wordml/sdtformatlock" xmlns:w16se="http://schemas.microsoft.com/office/word/2015/wordml/symex" mc:Ignorable="w14 w15 w16se w16cid w16 w16cex w16sdtdh w16sdtfl w16du">
+<w:styles xmlns:mc="http://schemas.openxmlformats.org/markup-compatibility/2006" xmlns:r="http://schemas.openxmlformats.org/officeDocument/2006/relationships" xmlns:w="http://schemas.openxmlformats.org/wordprocessingml/2006/main" xmlns:w14="http://schemas.microsoft.com/office/word/2010/wordml" xmlns:w15="http://schemas.microsoft.com/office/word/2012/wordml" xmlns:w16cex="http://schemas.microsoft.com/office/word/2018/wordml/cex" xmlns:w16cid="http://schemas.microsoft.com/office/word/2016/wordml/cid" xmlns:w16="http://schemas.microsoft.com/office/word/2018/wordml" xmlns:w16sdtdh="http://schemas.microsoft.com/office/word/2020/wordml/sdtdatahash" xmlns:w16sdtfl="http://schemas.microsoft.com/office/word/2024/wordml/sdtformatlock" xmlns:w16se="http://schemas.microsoft.com/office/word/2015/wordml/symex" xmlns:w16du="http://schemas.microsoft.com/office/word/2023/wordml/word16du" mc:Ignorable="w14 w15 w16se w16cid w16 w16cex w16sdtdh w16sdtfl w16du">
   <w:docDefaults>
     <w:rPrDefault>
       <w:rPr>
@@ -5032,6 +5046,17 @@
 </file>
 
 <file path=customXml/item1.xml><?xml version="1.0" encoding="utf-8"?>
+<p:properties xmlns:p="http://schemas.microsoft.com/office/2006/metadata/properties" xmlns:xsi="http://www.w3.org/2001/XMLSchema-instance" xmlns:pc="http://schemas.microsoft.com/office/infopath/2007/PartnerControls">
+  <documentManagement>
+    <lcf76f155ced4ddcb4097134ff3c332f xmlns="bd195bc0-0154-4477-89b6-3206bf25b523">
+      <Terms xmlns="http://schemas.microsoft.com/office/infopath/2007/PartnerControls"/>
+    </lcf76f155ced4ddcb4097134ff3c332f>
+    <TaxCatchAll xmlns="9067f749-9bae-4762-9403-afa61bd7b353" xsi:nil="true"/>
+  </documentManagement>
+</p:properties>
+</file>
+
+<file path=customXml/item2.xml><?xml version="1.0" encoding="utf-8"?>
 <ct:contentTypeSchema xmlns:ct="http://schemas.microsoft.com/office/2006/metadata/contentType" xmlns:ma="http://schemas.microsoft.com/office/2006/metadata/properties/metaAttributes" ct:_="" ma:_="" ma:contentTypeName="Document" ma:contentTypeID="0x0101007C6CB0E2585075429AFD91D127D51132" ma:contentTypeVersion="17" ma:contentTypeDescription="Create a new document." ma:contentTypeScope="" ma:versionID="55239493de8d609583563c7725d9263d">
   <xsd:schema xmlns:xsd="http://www.w3.org/2001/XMLSchema" xmlns:xs="http://www.w3.org/2001/XMLSchema" xmlns:p="http://schemas.microsoft.com/office/2006/metadata/properties" xmlns:ns2="a6de1b9c-b3be-46e5-bd04-9e79cccc1fd8" xmlns:ns3="bd195bc0-0154-4477-89b6-3206bf25b523" xmlns:ns4="9067f749-9bae-4762-9403-afa61bd7b353" targetNamespace="http://schemas.microsoft.com/office/2006/metadata/properties" ma:root="true" ma:fieldsID="e6cc973b24506c9d584f301b4d2d375c" ns2:_="" ns3:_="" ns4:_="">
     <xsd:import namespace="a6de1b9c-b3be-46e5-bd04-9e79cccc1fd8"/>
@@ -5285,18 +5310,11 @@
 </ct:contentTypeSchema>
 </file>
 
-<file path=customXml/item2.xml><?xml version="1.0" encoding="utf-8"?>
-<p:properties xmlns:p="http://schemas.microsoft.com/office/2006/metadata/properties" xmlns:xsi="http://www.w3.org/2001/XMLSchema-instance" xmlns:pc="http://schemas.microsoft.com/office/infopath/2007/PartnerControls">
-  <documentManagement>
-    <lcf76f155ced4ddcb4097134ff3c332f xmlns="bd195bc0-0154-4477-89b6-3206bf25b523">
-      <Terms xmlns="http://schemas.microsoft.com/office/infopath/2007/PartnerControls"/>
-    </lcf76f155ced4ddcb4097134ff3c332f>
-    <TaxCatchAll xmlns="9067f749-9bae-4762-9403-afa61bd7b353" xsi:nil="true"/>
-  </documentManagement>
-</p:properties>
+<file path=customXml/item3.xml><?xml version="1.0" encoding="utf-8"?>
+<b:Sources xmlns:b="http://schemas.openxmlformats.org/officeDocument/2006/bibliography" xmlns="http://schemas.openxmlformats.org/officeDocument/2006/bibliography" SelectedStyle="\APASixthEditionOfficeOnline.xsl" StyleName="APA" Version="6"/>
 </file>
 
-<file path=customXml/item3.xml><?xml version="1.0" encoding="utf-8"?>
+<file path=customXml/item4.xml><?xml version="1.0" encoding="utf-8"?>
 <?mso-contentType ?>
 <FormTemplates xmlns="http://schemas.microsoft.com/sharepoint/v3/contenttype/forms">
   <Display>DocumentLibraryForm</Display>
@@ -5305,11 +5323,18 @@
 </FormTemplates>
 </file>
 
-<file path=customXml/item4.xml><?xml version="1.0" encoding="utf-8"?>
-<b:Sources xmlns:b="http://schemas.openxmlformats.org/officeDocument/2006/bibliography" xmlns="http://schemas.openxmlformats.org/officeDocument/2006/bibliography" SelectedStyle="\APASixthEditionOfficeOnline.xsl" StyleName="APA" Version="6"/>
+<file path=customXml/itemProps1.xml><?xml version="1.0" encoding="utf-8"?>
+<ds:datastoreItem xmlns:ds="http://schemas.openxmlformats.org/officeDocument/2006/customXml" ds:itemID="{DB04EB4B-1375-41E0-B523-E22925D06255}">
+  <ds:schemaRefs>
+    <ds:schemaRef ds:uri="http://schemas.microsoft.com/office/2006/metadata/properties"/>
+    <ds:schemaRef ds:uri="http://schemas.microsoft.com/office/infopath/2007/PartnerControls"/>
+    <ds:schemaRef ds:uri="bd195bc0-0154-4477-89b6-3206bf25b523"/>
+    <ds:schemaRef ds:uri="9067f749-9bae-4762-9403-afa61bd7b353"/>
+  </ds:schemaRefs>
+</ds:datastoreItem>
 </file>
 
-<file path=customXml/itemProps1.xml><?xml version="1.0" encoding="utf-8"?>
+<file path=customXml/itemProps2.xml><?xml version="1.0" encoding="utf-8"?>
 <ds:datastoreItem xmlns:ds="http://schemas.openxmlformats.org/officeDocument/2006/customXml" ds:itemID="{F16B1BAA-D162-4DB4-9FEA-60041B8103CA}">
   <ds:schemaRefs>
     <ds:schemaRef ds:uri="http://schemas.microsoft.com/office/2006/metadata/contentType"/>
@@ -5329,29 +5354,18 @@
 </ds:datastoreItem>
 </file>
 
-<file path=customXml/itemProps2.xml><?xml version="1.0" encoding="utf-8"?>
-<ds:datastoreItem xmlns:ds="http://schemas.openxmlformats.org/officeDocument/2006/customXml" ds:itemID="{DB04EB4B-1375-41E0-B523-E22925D06255}">
+<file path=customXml/itemProps3.xml><?xml version="1.0" encoding="utf-8"?>
+<ds:datastoreItem xmlns:ds="http://schemas.openxmlformats.org/officeDocument/2006/customXml" ds:itemID="{A17EFB0F-D4A8-4364-AC9E-7FE32E0436DF}">
   <ds:schemaRefs>
-    <ds:schemaRef ds:uri="http://schemas.microsoft.com/office/2006/metadata/properties"/>
-    <ds:schemaRef ds:uri="http://schemas.microsoft.com/office/infopath/2007/PartnerControls"/>
-    <ds:schemaRef ds:uri="bd195bc0-0154-4477-89b6-3206bf25b523"/>
-    <ds:schemaRef ds:uri="9067f749-9bae-4762-9403-afa61bd7b353"/>
+    <ds:schemaRef ds:uri="http://schemas.openxmlformats.org/officeDocument/2006/bibliography"/>
   </ds:schemaRefs>
 </ds:datastoreItem>
 </file>
 
-<file path=customXml/itemProps3.xml><?xml version="1.0" encoding="utf-8"?>
+<file path=customXml/itemProps4.xml><?xml version="1.0" encoding="utf-8"?>
 <ds:datastoreItem xmlns:ds="http://schemas.openxmlformats.org/officeDocument/2006/customXml" ds:itemID="{0735C7F3-5BC7-4B53-A752-79DD6263C563}">
   <ds:schemaRefs>
     <ds:schemaRef ds:uri="http://schemas.microsoft.com/sharepoint/v3/contenttype/forms"/>
   </ds:schemaRefs>
 </ds:datastoreItem>
-</file>
-
-<file path=customXml/itemProps4.xml><?xml version="1.0" encoding="utf-8"?>
-<ds:datastoreItem xmlns:ds="http://schemas.openxmlformats.org/officeDocument/2006/customXml" ds:itemID="{A17EFB0F-D4A8-4364-AC9E-7FE32E0436DF}">
-  <ds:schemaRefs>
-    <ds:schemaRef ds:uri="http://schemas.openxmlformats.org/officeDocument/2006/bibliography"/>
-  </ds:schemaRefs>
-</ds:datastoreItem>
 </file>